--- a/docs/entregables/14_integracion-continua.docx
+++ b/docs/entregables/14_integracion-continua.docx
@@ -1446,7 +1446,7 @@
         </w:r>
         <w:r>
           <w:rPr/>
-          <w:t xml:space="preserve">8</w:t>
+          <w:t xml:space="preserve">9</w:t>
         </w:r>
       </w:hyperlink>
       <w:r>
@@ -2734,7 +2734,7 @@
               <w:rPr>
                 <w:sz w:val="19"/>
               </w:rPr>
-              <w:t xml:space="preserve"> todos los PR #1 a #7 tienen los tres checks en verde</w:t>
+              <w:t xml:space="preserve"> todos los PR #1 a #8 tienen los tres checks en verde</w:t>
             </w:r>
           </w:p>
         </w:tc>
@@ -2794,7 +2794,7 @@
                 <w:rFonts w:ascii="Segoe UI Emoji" w:hAnsi="Segoe UI Emoji"/>
                 <w:sz w:val="19"/>
               </w:rPr>
-              <w:t>⚠</w:t>
+              <w:t>❓</w:t>
             </w:r>
             <w:r>
               <w:rPr>
@@ -2862,10 +2862,9 @@
             </w:pPr>
             <w:r>
               <w:rPr>
-                <w:rFonts w:ascii="Segoe UI Emoji" w:hAnsi="Segoe UI Emoji"/>
                 <w:sz w:val="19"/>
               </w:rPr>
-              <w:t>✅</w:t>
+              <w:t>No se verifica automáticamente</w:t>
             </w:r>
           </w:p>
         </w:tc>
@@ -3161,7 +3160,15 @@
               <w:rPr>
                 <w:sz w:val="19"/>
               </w:rPr>
-              <w:t>Sin revisión registrada</w:t>
+              <w:t xml:space="preserve">Sin revisión registrada; creado y fusionado desde la cuenta compartida </w:t>
+            </w:r>
+            <w:r>
+              <w:rPr>
+                <w:rFonts w:ascii="Consolas" w:hAnsi="Consolas"/>
+                <w:sz w:val="16"/>
+                <w:shd w:val="clear" w:color="auto" w:fill="F2F2F2"/>
+              </w:rPr>
+              <w:t>soarai2026</w:t>
             </w:r>
           </w:p>
         </w:tc>
@@ -3602,6 +3609,83 @@
           <w:tcPr>
             <w:tcW w:type="dxa" w:w="2800"/>
             <w:vAlign w:val="top"/>
+          </w:tcPr>
+          <w:p>
+            <w:pPr>
+              <w:pStyle w:val="Textodetabla"/>
+            </w:pPr>
+            <w:r>
+              <w:rPr>
+                <w:sz w:val="19"/>
+              </w:rPr>
+              <w:t>Pendiente de revisión por otro integrante</w:t>
+            </w:r>
+          </w:p>
+        </w:tc>
+      </w:tr>
+      <w:tr>
+        <w:trPr>
+          <w:cantSplit/>
+        </w:trPr>
+        <w:tc>
+          <w:tcPr>
+            <w:tcW w:type="dxa" w:w="646"/>
+            <w:vAlign w:val="top"/>
+            <w:shd w:val="clear" w:color="auto" w:fill="F3F6FA"/>
+          </w:tcPr>
+          <w:p>
+            <w:pPr>
+              <w:pStyle w:val="Textodetabla"/>
+            </w:pPr>
+            <w:r>
+              <w:rPr>
+                <w:sz w:val="19"/>
+              </w:rPr>
+              <w:t>#8</w:t>
+            </w:r>
+          </w:p>
+        </w:tc>
+        <w:tc>
+          <w:tcPr>
+            <w:tcW w:type="dxa" w:w="3518"/>
+            <w:vAlign w:val="top"/>
+            <w:shd w:val="clear" w:color="auto" w:fill="F3F6FA"/>
+          </w:tcPr>
+          <w:p>
+            <w:pPr>
+              <w:pStyle w:val="Textodetabla"/>
+            </w:pPr>
+            <w:r>
+              <w:rPr>
+                <w:sz w:val="19"/>
+              </w:rPr>
+              <w:t>Reglas de sobre F1 a F6</w:t>
+            </w:r>
+          </w:p>
+        </w:tc>
+        <w:tc>
+          <w:tcPr>
+            <w:tcW w:type="dxa" w:w="2441"/>
+            <w:vAlign w:val="top"/>
+            <w:shd w:val="clear" w:color="auto" w:fill="F3F6FA"/>
+          </w:tcPr>
+          <w:p>
+            <w:pPr>
+              <w:pStyle w:val="Textodetabla"/>
+            </w:pPr>
+            <w:r>
+              <w:rPr>
+                <w:sz w:val="19"/>
+              </w:rPr>
+              <w:t>Abierto</w:t>
+            </w:r>
+          </w:p>
+        </w:tc>
+        <w:tc>
+          <w:tcPr>
+            <w:tcW w:type="dxa" w:w="2800"/>
+            <w:vAlign w:val="top"/>
+            <w:shd w:val="clear" w:color="auto" w:fill="F3F6FA"/>
           </w:tcPr>
           <w:p>
             <w:pPr>
@@ -4751,7 +4835,7 @@
               <w:rPr>
                 <w:sz w:val="19"/>
               </w:rPr>
-              <w:t>7</w:t>
+              <w:t>8</w:t>
             </w:r>
           </w:p>
         </w:tc>
@@ -4874,7 +4958,7 @@
               <w:rPr>
                 <w:sz w:val="19"/>
               </w:rPr>
-              <w:t>7 de 7</w:t>
+              <w:t>8 de 8</w:t>
             </w:r>
           </w:p>
         </w:tc>
